--- a/paper/supplementary-JNO_v40.docx
+++ b/paper/supplementary-JNO_v40.docx
@@ -20463,7 +20463,7 @@
                 <w:rFonts w:ascii="Arial" w:hAnsi="Arial"/>
                 <w:sz w:val="20"/>
               </w:rPr>
-              <w:t xml:space="preserve">MIMIC-IV (version 2.2) linked at the stay level to MIMIC-IV-ECG (version 1.0.1); intensive care unit admissions at a single US teaching hospital, 2008 to 2019; a de-identified database released to credentialed users. Both questions share this source.</w:t>
+              <w:t xml:space="preserve">MIMIC-IV (version 2.2) linked at the stay level to MIMIC-IV-ECG (version 1.0); intensive care unit admissions at a single US teaching hospital, 2008 to 2019; a de-identified database released to credentialed users. Both questions share this source.</w:t>
             </w:r>
           </w:p>
         </w:tc>
@@ -21795,7 +21795,7 @@
                 <w:rFonts w:ascii="Arial" w:hAnsi="Arial"/>
                 <w:sz w:val="20"/>
               </w:rPr>
-              <w:t xml:space="preserve">MIMIC-IV (version 2.2) and MIMIC-IV-ECG (version 1.0.1) are available from PhysioNet to credentialed users. All analysis code, covering the simulation, the case-study estimation pipeline, and the bias fraction computation, is at https://github.com/zengzhechun/bias-fraction; the bafratio R package (version 0.4.0, commit af47a0e, MIT license) is at https://github.com/zengzhechun/bafratio. Both questions share these resources.</w:t>
+              <w:t xml:space="preserve">MIMIC-IV (version 2.2) and MIMIC-IV-ECG (version 1.0) are available from PhysioNet to credentialed users. All analysis code, covering the simulation, the case-study estimation pipeline, and the bias fraction computation, is at https://github.com/zengzhechun/bias-fraction; the bafratio R package (version 0.4.0, commit af47a0e, MIT license) is at https://github.com/zengzhechun/bafratio. Both questions share these resources.</w:t>
             </w:r>
           </w:p>
         </w:tc>
